--- a/backend/data/Fristgerechte_Kündigung_1&1.docx
+++ b/backend/data/Fristgerechte_Kündigung_1&1.docx
@@ -562,7 +562,19 @@
         <w:rPr>
           <w:rFonts w:ascii="Calibri" w:hAnsi="Calibri" w:cs="Calibri"/>
         </w:rPr>
-        <w:t>{%p if Handynummer %}</w:t>
+        <w:t xml:space="preserve">{%p if </w:t>
+      </w:r>
+      <w:r>
+        <w:rPr>
+          <w:rFonts w:ascii="Calibri" w:hAnsi="Calibri" w:cs="Calibri"/>
+        </w:rPr>
+        <w:t>Mobilnummer</w:t>
+      </w:r>
+      <w:r>
+        <w:rPr>
+          <w:rFonts w:ascii="Calibri" w:hAnsi="Calibri" w:cs="Calibri"/>
+        </w:rPr>
+        <w:t xml:space="preserve"> %}</w:t>
       </w:r>
     </w:p>
     <w:p>
@@ -575,7 +587,25 @@
         <w:rPr>
           <w:rFonts w:ascii="Calibri" w:hAnsi="Calibri" w:cs="Calibri"/>
         </w:rPr>
-        <w:t>Handynummer: {{ Handynummer }}</w:t>
+        <w:t>Mobilnummer</w:t>
+      </w:r>
+      <w:r>
+        <w:rPr>
+          <w:rFonts w:ascii="Calibri" w:hAnsi="Calibri" w:cs="Calibri"/>
+        </w:rPr>
+        <w:t xml:space="preserve">: {{ </w:t>
+      </w:r>
+      <w:r>
+        <w:rPr>
+          <w:rFonts w:ascii="Calibri" w:hAnsi="Calibri" w:cs="Calibri"/>
+        </w:rPr>
+        <w:t>Mobilnummer</w:t>
+      </w:r>
+      <w:r>
+        <w:rPr>
+          <w:rFonts w:ascii="Calibri" w:hAnsi="Calibri" w:cs="Calibri"/>
+        </w:rPr>
+        <w:t xml:space="preserve"> }}</w:t>
       </w:r>
     </w:p>
     <w:p>
@@ -813,7 +843,19 @@
         <w:rPr>
           <w:rFonts w:ascii="Calibri" w:hAnsi="Calibri" w:cs="Calibri"/>
         </w:rPr>
-        <w:t>{"name":"Vertragsnummer","type":"number","optional":1,"require_one_of":["Vertragsnummer","Handynummer"]},</w:t>
+        <w:t>{"name":"Vertragsnummer","type":"number","optional":1,"require_one_of":["Vertragsnummer","</w:t>
+      </w:r>
+      <w:r>
+        <w:rPr>
+          <w:rFonts w:ascii="Calibri" w:hAnsi="Calibri" w:cs="Calibri"/>
+        </w:rPr>
+        <w:t>Mobilnummer</w:t>
+      </w:r>
+      <w:r>
+        <w:rPr>
+          <w:rFonts w:ascii="Calibri" w:hAnsi="Calibri" w:cs="Calibri"/>
+        </w:rPr>
+        <w:t>"]},</w:t>
       </w:r>
     </w:p>
     <w:p>
@@ -826,7 +868,31 @@
         <w:rPr>
           <w:rFonts w:ascii="Calibri" w:hAnsi="Calibri" w:cs="Calibri"/>
         </w:rPr>
-        <w:t xml:space="preserve">        {"name":"Handynummer","type":"number","optional":1,"require_one_of":["Vertragsnummer","Handynummer"]},</w:t>
+        <w:t xml:space="preserve">        {"name":"</w:t>
+      </w:r>
+      <w:r>
+        <w:rPr>
+          <w:rFonts w:ascii="Calibri" w:hAnsi="Calibri" w:cs="Calibri"/>
+        </w:rPr>
+        <w:t>Mobilnummer</w:t>
+      </w:r>
+      <w:r>
+        <w:rPr>
+          <w:rFonts w:ascii="Calibri" w:hAnsi="Calibri" w:cs="Calibri"/>
+        </w:rPr>
+        <w:t>","type":"number","optional":1,"require_one_of":["Vertragsnummer","</w:t>
+      </w:r>
+      <w:r>
+        <w:rPr>
+          <w:rFonts w:ascii="Calibri" w:hAnsi="Calibri" w:cs="Calibri"/>
+        </w:rPr>
+        <w:t>Mobilnummer</w:t>
+      </w:r>
+      <w:r>
+        <w:rPr>
+          <w:rFonts w:ascii="Calibri" w:hAnsi="Calibri" w:cs="Calibri"/>
+        </w:rPr>
+        <w:t>"]},</w:t>
       </w:r>
     </w:p>
     <w:p>
@@ -915,7 +981,7 @@
         <w:rPr>
           <w:rFonts w:ascii="Calibri" w:hAnsi="Calibri" w:cs="Calibri"/>
         </w:rPr>
-        <w:t>2</w:t>
+        <w:t>3</w:t>
       </w:r>
       <w:r>
         <w:rPr>
@@ -1202,7 +1268,19 @@
         <w:rPr>
           <w:rFonts w:ascii="Calibri" w:hAnsi="Calibri" w:cs="Calibri"/>
         </w:rPr>
-        <w:t>Kundenummer","Vertragsnummer","Handynummer"],</w:t>
+        <w:t>Kundenummer","Vertragsnummer","</w:t>
+      </w:r>
+      <w:r>
+        <w:rPr>
+          <w:rFonts w:ascii="Calibri" w:hAnsi="Calibri" w:cs="Calibri"/>
+        </w:rPr>
+        <w:t>Mobilnummer</w:t>
+      </w:r>
+      <w:r>
+        <w:rPr>
+          <w:rFonts w:ascii="Calibri" w:hAnsi="Calibri" w:cs="Calibri"/>
+        </w:rPr>
+        <w:t>"],</w:t>
       </w:r>
     </w:p>
     <w:p>
@@ -1944,6 +2022,7 @@
   <w:style w:type="character" w:default="1" w:styleId="DefaultParagraphFont">
     <w:name w:val="Default Paragraph Font"/>
     <w:uiPriority w:val="1"/>
+    <w:semiHidden/>
     <w:unhideWhenUsed/>
   </w:style>
   <w:style w:type="table" w:default="1" w:styleId="TableNormal">

--- a/backend/data/Fristgerechte_Kündigung_1&1.docx
+++ b/backend/data/Fristgerechte_Kündigung_1&1.docx
@@ -1000,7 +1000,19 @@
         <w:rPr>
           <w:rFonts w:ascii="Calibri" w:hAnsi="Calibri" w:cs="Calibri"/>
         </w:rPr>
-        <w:t xml:space="preserve">            "category":["Kündigung"],</w:t>
+        <w:t xml:space="preserve">            "category":["</w:t>
+      </w:r>
+      <w:r>
+        <w:rPr>
+          <w:rFonts w:ascii="Calibri" w:hAnsi="Calibri" w:cs="Calibri"/>
+        </w:rPr>
+        <w:t xml:space="preserve">Fristgerechte </w:t>
+      </w:r>
+      <w:r>
+        <w:rPr>
+          <w:rFonts w:ascii="Calibri" w:hAnsi="Calibri" w:cs="Calibri"/>
+        </w:rPr>
+        <w:t>Kündigung"],</w:t>
       </w:r>
     </w:p>
     <w:p>
